--- a/ip/IDF-B-Patent-SLA-Scheduler-FILLED.docx
+++ b/ip/IDF-B-Patent-SLA-Scheduler-FILLED.docx
@@ -558,7 +558,7 @@
         <w:spacing w:after="40"/>
       </w:pPr>
       <w:r>
-        <w:t>Figure 2 — Measured execution time against input length for two hardware classes, with the fitted affine model and, for contrast, the constant-rate model extrapolated from short inputs only.</w:t>
+        <w:t>Figure 2 — Measured execution time against input length, per hardware class, with the fitted affine model and, for contrast, a constant-rate model fitted only on short inputs. Supplied as ip/figure2-cost-model.png and regenerated from the recorded observations by ip/make_figure2.py.</w:t>
       </w:r>
     </w:p>
     <w:p>
@@ -609,7 +609,7 @@
         <w:rPr>
           <w:i w:val="0"/>
         </w:rPr>
-        <w:t>Across 31 recorded jobs, each of which stored its prediction, its deadline, its measured time and the time a fixed baseline configuration would have taken, the adaptive scheduler met its deadline on 64.5% of jobs against 6.5% for the fixed configuration — approximately a tenfold improvement on identical hardware. Single-class routing policies recorded over the same jobs met the deadline on 60.0% (always the fastest class), 53.3% (middle class) and 10.0% (slowest class), showing that the gain comes from the choice and not merely from having a fast machine available.</w:t>
+        <w:t>Thirty-one jobs are recorded, each storing its prediction, its deadline, its measured time and the time a fixed baseline configuration would have taken. Six of those resumed from cached work and are excluded throughout, because a run that did only part of the work says nothing about throughput; the exclusion is stated here rather than left silent. Over the remaining 25 full runs the adaptive scheduler met its deadline on 68.0% of jobs against 8.0% for the fixed baseline configuration on identical hardware. Single-class routing policies recorded over the same jobs met the deadline on 60.0% (always the fastest class), 53.3% (middle class) and 10.0% (slowest class), showing that the gain comes from the choice of class and not merely from a fast machine being available.</w:t>
       </w:r>
     </w:p>
     <w:p>
@@ -631,7 +631,18 @@
         <w:rPr>
           <w:i w:val="0"/>
         </w:rPr>
-        <w:t>The constant-rate model, fitted on observations of videos between 1.6 and 3.8 minutes, predicted 4 hours 24 minutes for an 11-hour video. The recorded execution of that video took 90.2 minutes. The affine model fitted over the same observations predicts 94.7 minutes, an error of approximately 5% against roughly 190% for the constant-rate model.</w:t>
+        <w:t>Figure 2 plots every full run against input length, per hardware class. On the class with the most observations — 16 runs, over inputs from 1.6 to 10.8 minutes — a constant-rate model fitted only on the videos of five minutes or less yields 25.5 seconds per video-minute. The affine model fitted over all 16 yields total = 48 s + 9.3 s × minutes. At 10.8 minutes, the longest input this class actually ran, the measured time was 141 seconds: the affine model predicts 148 seconds, an error of 5%, and the constant-rate model predicts 275 seconds, an error of 95%. The divergence is therefore demonstrated within the range of measured data and does not rest on extrapolation.</w:t>
+      </w:r>
+    </w:p>
+    <w:p>
+      <w:pPr>
+        <w:spacing w:after="80"/>
+      </w:pPr>
+      <w:r>
+        <w:rPr>
+          <w:i w:val="0"/>
+        </w:rPr>
+        <w:t>The cause is visible in the fitted intercept of 48 seconds, which is the cost a run pays before it processes anything. Dividing a measured total by input length folds that cost into the rate, so a rate inferred from short videos carries it, and the resulting error grows with the length of the video being predicted.</w:t>
       </w:r>
     </w:p>
     <w:p>

--- a/ip/IDF-B-Patent-SLA-Scheduler-FILLED.docx
+++ b/ip/IDF-B-Patent-SLA-Scheduler-FILLED.docx
@@ -549,7 +549,7 @@
         <w:spacing w:after="40"/>
       </w:pPr>
       <w:r>
-        <w:t>Figure 1 — System architecture: job intake, routing decision, worker fleet, and the feedback path from completed jobs into the per-class cost models.</w:t>
+        <w:t>Figure 1 — System architecture: job intake, the allowance check, the routing decision, the worker fleet, the pipeline stages, and the feedback path from completed jobs into the per-class cost models. Supplied as ip/figure1-architecture.png.</w:t>
       </w:r>
     </w:p>
     <w:p>
@@ -558,7 +558,7 @@
         <w:spacing w:after="40"/>
       </w:pPr>
       <w:r>
-        <w:t>Figure 2 — Measured execution time against input length, per hardware class, with the fitted affine model and, for contrast, a constant-rate model fitted only on short inputs. Supplied as ip/figure2-cost-model.png and regenerated from the recorded observations by ip/make_figure2.py.</w:t>
+        <w:t>Figure 2 — Measured execution time against input length, per hardware class, with the fitted affine model and, for contrast, a constant-rate model fitted only on short inputs. Supplied as ip/figure2-cost-model.png and regenerated from the recorded observations by ip/make_figure2.py; Figures 1 and 3 by ip/make_figures.py.</w:t>
       </w:r>
     </w:p>
     <w:p>
@@ -567,7 +567,7 @@
         <w:spacing w:after="40"/>
       </w:pPr>
       <w:r>
-        <w:t>Figure 3 — Flowchart of the routing decision, including the unmeasured-class sampling rule and the deadline-miss path.</w:t>
+        <w:t>Figure 3 — Flowchart of the routing decision as implemented: the three sources a prediction may come from, the two exploration branches, the cheapest-that-meets-it rule and the deadline-miss path. Supplied as ip/figure3-routing.png.</w:t>
       </w:r>
     </w:p>
     <w:p>

--- a/ip/IDF-B-Patent-SLA-Scheduler-FILLED.docx
+++ b/ip/IDF-B-Patent-SLA-Scheduler-FILLED.docx
@@ -568,6 +568,162 @@
       </w:pPr>
       <w:r>
         <w:t>Figure 3 — Flowchart of the routing decision as implemented: the three sources a prediction may come from, the two exploration branches, the cheapest-that-meets-it rule and the deadline-miss path. Supplied as ip/figure3-routing.png.</w:t>
+      </w:r>
+    </w:p>
+    <w:p>
+      <w:pPr>
+        <w:jc w:val="center"/>
+      </w:pPr>
+      <w:r>
+        <w:drawing>
+          <wp:inline xmlns:a="http://schemas.openxmlformats.org/drawingml/2006/main" xmlns:pic="http://schemas.openxmlformats.org/drawingml/2006/picture">
+            <wp:extent cx="5852160" cy="3211665"/>
+            <wp:docPr id="1" name="Picture 1"/>
+            <wp:cNvGraphicFramePr>
+              <a:graphicFrameLocks noChangeAspect="1"/>
+            </wp:cNvGraphicFramePr>
+            <a:graphic>
+              <a:graphicData uri="http://schemas.openxmlformats.org/drawingml/2006/picture">
+                <pic:pic>
+                  <pic:nvPicPr>
+                    <pic:cNvPr id="0" name="figure1-architecture.png"/>
+                    <pic:cNvPicPr/>
+                  </pic:nvPicPr>
+                  <pic:blipFill>
+                    <a:blip r:embed="rId9"/>
+                    <a:stretch>
+                      <a:fillRect/>
+                    </a:stretch>
+                  </pic:blipFill>
+                  <pic:spPr>
+                    <a:xfrm>
+                      <a:off x="0" y="0"/>
+                      <a:ext cx="5852160" cy="3211665"/>
+                    </a:xfrm>
+                    <a:prstGeom prst="rect"/>
+                  </pic:spPr>
+                </pic:pic>
+              </a:graphicData>
+            </a:graphic>
+          </wp:inline>
+        </w:drawing>
+      </w:r>
+    </w:p>
+    <w:p>
+      <w:pPr>
+        <w:spacing w:after="200"/>
+        <w:jc w:val="center"/>
+      </w:pPr>
+      <w:r>
+        <w:rPr>
+          <w:i/>
+          <w:sz w:val="18"/>
+        </w:rPr>
+        <w:t>Figure 1 — System architecture. The highlighted loop is the invention: every completed job updates its hardware class's cost model, and that model decides where the next job runs.</w:t>
+      </w:r>
+    </w:p>
+    <w:p>
+      <w:pPr>
+        <w:jc w:val="center"/>
+      </w:pPr>
+      <w:r>
+        <w:drawing>
+          <wp:inline xmlns:a="http://schemas.openxmlformats.org/drawingml/2006/main" xmlns:pic="http://schemas.openxmlformats.org/drawingml/2006/picture">
+            <wp:extent cx="5852160" cy="2877312"/>
+            <wp:docPr id="2" name="Picture 2"/>
+            <wp:cNvGraphicFramePr>
+              <a:graphicFrameLocks noChangeAspect="1"/>
+            </wp:cNvGraphicFramePr>
+            <a:graphic>
+              <a:graphicData uri="http://schemas.openxmlformats.org/drawingml/2006/picture">
+                <pic:pic>
+                  <pic:nvPicPr>
+                    <pic:cNvPr id="0" name="figure2-cost-model.png"/>
+                    <pic:cNvPicPr/>
+                  </pic:nvPicPr>
+                  <pic:blipFill>
+                    <a:blip r:embed="rId10"/>
+                    <a:stretch>
+                      <a:fillRect/>
+                    </a:stretch>
+                  </pic:blipFill>
+                  <pic:spPr>
+                    <a:xfrm>
+                      <a:off x="0" y="0"/>
+                      <a:ext cx="5852160" cy="2877312"/>
+                    </a:xfrm>
+                    <a:prstGeom prst="rect"/>
+                  </pic:spPr>
+                </pic:pic>
+              </a:graphicData>
+            </a:graphic>
+          </wp:inline>
+        </w:drawing>
+      </w:r>
+    </w:p>
+    <w:p>
+      <w:pPr>
+        <w:spacing w:after="200"/>
+        <w:jc w:val="center"/>
+      </w:pPr>
+      <w:r>
+        <w:rPr>
+          <w:i/>
+          <w:sz w:val="18"/>
+        </w:rPr>
+        <w:t>Figure 2 — Measured execution cost against input length, per hardware class, with the fitted affine model and a constant-rate model fitted only on short inputs.</w:t>
+      </w:r>
+    </w:p>
+    <w:p>
+      <w:pPr>
+        <w:jc w:val="center"/>
+      </w:pPr>
+      <w:r>
+        <w:drawing>
+          <wp:inline xmlns:a="http://schemas.openxmlformats.org/drawingml/2006/main" xmlns:pic="http://schemas.openxmlformats.org/drawingml/2006/picture">
+            <wp:extent cx="5852160" cy="5100506"/>
+            <wp:docPr id="3" name="Picture 3"/>
+            <wp:cNvGraphicFramePr>
+              <a:graphicFrameLocks noChangeAspect="1"/>
+            </wp:cNvGraphicFramePr>
+            <a:graphic>
+              <a:graphicData uri="http://schemas.openxmlformats.org/drawingml/2006/picture">
+                <pic:pic>
+                  <pic:nvPicPr>
+                    <pic:cNvPr id="0" name="figure3-routing.png"/>
+                    <pic:cNvPicPr/>
+                  </pic:nvPicPr>
+                  <pic:blipFill>
+                    <a:blip r:embed="rId11"/>
+                    <a:stretch>
+                      <a:fillRect/>
+                    </a:stretch>
+                  </pic:blipFill>
+                  <pic:spPr>
+                    <a:xfrm>
+                      <a:off x="0" y="0"/>
+                      <a:ext cx="5852160" cy="5100506"/>
+                    </a:xfrm>
+                    <a:prstGeom prst="rect"/>
+                  </pic:spPr>
+                </pic:pic>
+              </a:graphicData>
+            </a:graphic>
+          </wp:inline>
+        </w:drawing>
+      </w:r>
+    </w:p>
+    <w:p>
+      <w:pPr>
+        <w:spacing w:after="200"/>
+        <w:jc w:val="center"/>
+      </w:pPr>
+      <w:r>
+        <w:rPr>
+          <w:i/>
+          <w:sz w:val="18"/>
+        </w:rPr>
+        <w:t>Figure 3 — The routing decision as implemented.</w:t>
       </w:r>
     </w:p>
     <w:p>

--- a/ip/IDF-B-Patent-SLA-Scheduler-FILLED.docx
+++ b/ip/IDF-B-Patent-SLA-Scheduler-FILLED.docx
@@ -4,6 +4,7 @@
   <w:body>
     <w:p>
       <w:pPr>
+        <w:spacing w:after="200"/>
         <w:jc w:val="center"/>
       </w:pPr>
       <w:r>
@@ -11,10 +12,13 @@
           <w:b/>
           <w:sz w:val="26"/>
         </w:rPr>
-        <w:t>Invention Disclosure Form (IDF)-B – A Guide to Describing Your Innovation</w:t>
+        <w:t>Invention Disclosure Form (IDF) -B – A Guide to Describing Your Innovation</w:t>
       </w:r>
     </w:p>
     <w:p>
+      <w:pPr>
+        <w:spacing w:before="220" w:after="60"/>
+      </w:pPr>
       <w:r>
         <w:rPr>
           <w:b/>
@@ -24,9 +28,6 @@
       </w:r>
     </w:p>
     <w:p>
-      <w:pPr>
-        <w:spacing w:after="80"/>
-      </w:pPr>
       <w:r>
         <w:rPr>
           <w:i w:val="0"/>
@@ -35,9 +36,6 @@
       </w:r>
     </w:p>
     <w:p>
-      <w:pPr>
-        <w:spacing w:after="80"/>
-      </w:pPr>
       <w:r>
         <w:rPr>
           <w:i w:val="0"/>
@@ -46,6 +44,9 @@
       </w:r>
     </w:p>
     <w:p>
+      <w:pPr>
+        <w:spacing w:before="220" w:after="60"/>
+      </w:pPr>
       <w:r>
         <w:rPr>
           <w:b/>
@@ -55,9 +56,6 @@
       </w:r>
     </w:p>
     <w:p>
-      <w:pPr>
-        <w:spacing w:after="80"/>
-      </w:pPr>
       <w:r>
         <w:rPr>
           <w:i w:val="0"/>
@@ -66,6 +64,9 @@
       </w:r>
     </w:p>
     <w:p>
+      <w:pPr>
+        <w:spacing w:before="220" w:after="60"/>
+      </w:pPr>
       <w:r>
         <w:rPr>
           <w:b/>
@@ -75,9 +76,6 @@
       </w:r>
     </w:p>
     <w:p>
-      <w:pPr>
-        <w:spacing w:after="80"/>
-      </w:pPr>
       <w:r>
         <w:rPr>
           <w:i/>
@@ -89,35 +87,46 @@
       <w:tblPr>
         <w:tblStyle w:val="TableGrid"/>
         <w:tblW w:type="auto" w:w="0"/>
+        <w:jc w:val="center"/>
         <w:tblLook w:firstColumn="1" w:firstRow="1" w:lastColumn="0" w:lastRow="0" w:noHBand="0" w:noVBand="1" w:val="04A0"/>
       </w:tblPr>
       <w:tblGrid>
-        <w:gridCol w:w="2880"/>
-        <w:gridCol w:w="2880"/>
-        <w:gridCol w:w="2880"/>
+        <w:gridCol w:w="3312"/>
+        <w:gridCol w:w="3312"/>
+        <w:gridCol w:w="3312"/>
       </w:tblGrid>
       <w:tr>
         <w:tc>
           <w:tcPr>
-            <w:tcW w:type="dxa" w:w="2880"/>
+            <w:tcW w:type="dxa" w:w="3312"/>
+            <w:shd w:val="clear" w:fill="E7E9EC"/>
           </w:tcPr>
           <w:p>
+            <w:pPr>
+              <w:spacing w:after="40"/>
+            </w:pPr>
             <w:r>
               <w:rPr>
                 <w:b/>
+                <w:sz w:val="18"/>
               </w:rPr>
-              <w:t>Patent / Publication</w:t>
+              <w:t>Patent/Publication</w:t>
             </w:r>
           </w:p>
         </w:tc>
         <w:tc>
           <w:tcPr>
-            <w:tcW w:type="dxa" w:w="2880"/>
+            <w:tcW w:type="dxa" w:w="3312"/>
+            <w:shd w:val="clear" w:fill="E7E9EC"/>
           </w:tcPr>
           <w:p>
+            <w:pPr>
+              <w:spacing w:after="40"/>
+            </w:pPr>
             <w:r>
               <w:rPr>
                 <w:b/>
+                <w:sz w:val="18"/>
               </w:rPr>
               <w:t>Description</w:t>
             </w:r>
@@ -125,12 +134,17 @@
         </w:tc>
         <w:tc>
           <w:tcPr>
-            <w:tcW w:type="dxa" w:w="2880"/>
+            <w:tcW w:type="dxa" w:w="3312"/>
+            <w:shd w:val="clear" w:fill="E7E9EC"/>
           </w:tcPr>
           <w:p>
+            <w:pPr>
+              <w:spacing w:after="40"/>
+            </w:pPr>
             <w:r>
               <w:rPr>
                 <w:b/>
+                <w:sz w:val="18"/>
               </w:rPr>
               <w:t>Relevance to your invention</w:t>
             </w:r>
@@ -140,31 +154,49 @@
       <w:tr>
         <w:tc>
           <w:tcPr>
-            <w:tcW w:type="dxa" w:w="2880"/>
+            <w:tcW w:type="dxa" w:w="3312"/>
           </w:tcPr>
           <w:p>
+            <w:pPr>
+              <w:spacing w:after="40"/>
+            </w:pPr>
             <w:r>
+              <w:rPr>
+                <w:sz w:val="18"/>
+              </w:rPr>
               <w:t>Apostolidis et al., Proceedings of the IEEE, 109(11), 2021</w:t>
             </w:r>
           </w:p>
         </w:tc>
         <w:tc>
           <w:tcPr>
-            <w:tcW w:type="dxa" w:w="2880"/>
+            <w:tcW w:type="dxa" w:w="3312"/>
           </w:tcPr>
           <w:p>
+            <w:pPr>
+              <w:spacing w:after="40"/>
+            </w:pPr>
             <w:r>
+              <w:rPr>
+                <w:sz w:val="18"/>
+              </w:rPr>
               <w:t>Survey of deep-learning video summarisation.</w:t>
             </w:r>
           </w:p>
         </w:tc>
         <w:tc>
           <w:tcPr>
-            <w:tcW w:type="dxa" w:w="2880"/>
+            <w:tcW w:type="dxa" w:w="3312"/>
           </w:tcPr>
           <w:p>
+            <w:pPr>
+              <w:spacing w:after="40"/>
+            </w:pPr>
             <w:r>
-              <w:t>Establishes the state of the art in selecting salient video content. Concerned with what to select, not with the wall-clock cost of producing it on given hardware.</w:t>
+              <w:rPr>
+                <w:sz w:val="18"/>
+              </w:rPr>
+              <w:t>States the art in selecting salient video content. Concerned with what to select, not with the wall-clock cost of producing it on given hardware.</w:t>
             </w:r>
           </w:p>
         </w:tc>
@@ -172,30 +204,48 @@
       <w:tr>
         <w:tc>
           <w:tcPr>
-            <w:tcW w:type="dxa" w:w="2880"/>
+            <w:tcW w:type="dxa" w:w="3312"/>
           </w:tcPr>
           <w:p>
+            <w:pPr>
+              <w:spacing w:after="40"/>
+            </w:pPr>
             <w:r>
+              <w:rPr>
+                <w:sz w:val="18"/>
+              </w:rPr>
               <w:t>Otani et al., CVPR 2019</w:t>
             </w:r>
           </w:p>
         </w:tc>
         <w:tc>
           <w:tcPr>
-            <w:tcW w:type="dxa" w:w="2880"/>
+            <w:tcW w:type="dxa" w:w="3312"/>
           </w:tcPr>
           <w:p>
+            <w:pPr>
+              <w:spacing w:after="40"/>
+            </w:pPr>
             <w:r>
-              <w:t>Re-evaluation of video-summarisation metrics; proposes rank correlation against each annotator.</w:t>
+              <w:rPr>
+                <w:sz w:val="18"/>
+              </w:rPr>
+              <w:t>Re-evaluation of video-summarisation metrics; rank correlation against each annotator.</w:t>
             </w:r>
           </w:p>
         </w:tc>
         <w:tc>
           <w:tcPr>
-            <w:tcW w:type="dxa" w:w="2880"/>
+            <w:tcW w:type="dxa" w:w="3312"/>
           </w:tcPr>
           <w:p>
+            <w:pPr>
+              <w:spacing w:after="40"/>
+            </w:pPr>
             <w:r>
+              <w:rPr>
+                <w:sz w:val="18"/>
+              </w:rPr>
               <w:t>The evaluation protocol adopted for the scene-importance component reported in item 8.</w:t>
             </w:r>
           </w:p>
@@ -204,30 +254,48 @@
       <w:tr>
         <w:tc>
           <w:tcPr>
-            <w:tcW w:type="dxa" w:w="2880"/>
+            <w:tcW w:type="dxa" w:w="3312"/>
           </w:tcPr>
           <w:p>
+            <w:pPr>
+              <w:spacing w:after="40"/>
+            </w:pPr>
             <w:r>
+              <w:rPr>
+                <w:sz w:val="18"/>
+              </w:rPr>
               <w:t>Potapov et al., ECCV 2014</w:t>
             </w:r>
           </w:p>
         </w:tc>
         <w:tc>
           <w:tcPr>
-            <w:tcW w:type="dxa" w:w="2880"/>
+            <w:tcW w:type="dxa" w:w="3312"/>
           </w:tcPr>
           <w:p>
+            <w:pPr>
+              <w:spacing w:after="40"/>
+            </w:pPr>
             <w:r>
+              <w:rPr>
+                <w:sz w:val="18"/>
+              </w:rPr>
               <w:t>Kernel Temporal Segmentation (KTS) for shot boundaries.</w:t>
             </w:r>
           </w:p>
         </w:tc>
         <w:tc>
           <w:tcPr>
-            <w:tcW w:type="dxa" w:w="2880"/>
+            <w:tcW w:type="dxa" w:w="3312"/>
           </w:tcPr>
           <w:p>
+            <w:pPr>
+              <w:spacing w:after="40"/>
+            </w:pPr>
             <w:r>
+              <w:rPr>
+                <w:sz w:val="18"/>
+              </w:rPr>
               <w:t>Used unmodified as a segmentation primitive. Not claimed.</w:t>
             </w:r>
           </w:p>
@@ -236,30 +304,48 @@
       <w:tr>
         <w:tc>
           <w:tcPr>
-            <w:tcW w:type="dxa" w:w="2880"/>
+            <w:tcW w:type="dxa" w:w="3312"/>
           </w:tcPr>
           <w:p>
+            <w:pPr>
+              <w:spacing w:after="40"/>
+            </w:pPr>
             <w:r>
+              <w:rPr>
+                <w:sz w:val="18"/>
+              </w:rPr>
               <w:t>Radford et al., 2022 (Whisper); Redmon et al., 2016 (YOLO); Radford et al., 2021 (CLIP)</w:t>
             </w:r>
           </w:p>
         </w:tc>
         <w:tc>
           <w:tcPr>
-            <w:tcW w:type="dxa" w:w="2880"/>
+            <w:tcW w:type="dxa" w:w="3312"/>
           </w:tcPr>
           <w:p>
+            <w:pPr>
+              <w:spacing w:after="40"/>
+            </w:pPr>
             <w:r>
+              <w:rPr>
+                <w:sz w:val="18"/>
+              </w:rPr>
               <w:t>Speech recognition, object detection and image-text embedding models.</w:t>
             </w:r>
           </w:p>
         </w:tc>
         <w:tc>
           <w:tcPr>
-            <w:tcW w:type="dxa" w:w="2880"/>
+            <w:tcW w:type="dxa" w:w="3312"/>
           </w:tcPr>
           <w:p>
+            <w:pPr>
+              <w:spacing w:after="40"/>
+            </w:pPr>
             <w:r>
+              <w:rPr>
+                <w:sz w:val="18"/>
+              </w:rPr>
               <w:t>Used as interchangeable components. The invention selects among such models under a time budget; it does not claim the models.</w:t>
             </w:r>
           </w:p>
@@ -268,37 +354,58 @@
       <w:tr>
         <w:tc>
           <w:tcPr>
-            <w:tcW w:type="dxa" w:w="2880"/>
+            <w:tcW w:type="dxa" w:w="3312"/>
           </w:tcPr>
           <w:p>
+            <w:pPr>
+              <w:spacing w:after="40"/>
+            </w:pPr>
             <w:r>
-              <w:t>Prior-art categories requiring search by the IPR Cell</w:t>
+              <w:rPr>
+                <w:sz w:val="18"/>
+              </w:rPr>
+              <w:t>Prior-art categories requiring search by the IPR Cell (cite related Indian and other countries patents)</w:t>
             </w:r>
           </w:p>
         </w:tc>
         <w:tc>
           <w:tcPr>
-            <w:tcW w:type="dxa" w:w="2880"/>
+            <w:tcW w:type="dxa" w:w="3312"/>
           </w:tcPr>
           <w:p>
+            <w:pPr>
+              <w:spacing w:after="40"/>
+            </w:pPr>
             <w:r>
+              <w:rPr>
+                <w:sz w:val="18"/>
+              </w:rPr>
               <w:t>(a) SLA-aware or deadline-aware job scheduling in cloud and cluster systems; (b) online regression of job runtime from input features; (c) accuracy-versus-latency model selection, including anytime inference and model cascades; (d) serverless cold-start and execution-time prediction.</w:t>
             </w:r>
           </w:p>
         </w:tc>
         <w:tc>
           <w:tcPr>
-            <w:tcW w:type="dxa" w:w="2880"/>
+            <w:tcW w:type="dxa" w:w="3312"/>
           </w:tcPr>
           <w:p>
+            <w:pPr>
+              <w:spacing w:after="40"/>
+            </w:pPr>
             <w:r>
-              <w:t>These are the fields in which the closest art is expected. The inventors' position is that the combination in item 9 — an affine per-class cost model fitted online from media duration, driving joint hardware-class and model-fidelity selection against a wall-clock deadline — is what must be searched, not scheduling in general.</w:t>
+              <w:rPr>
+                <w:sz w:val="18"/>
+              </w:rPr>
+              <w:t>The fields in which the closest art is expected. The inventors' position is that the combination in item 9 — an affine per-class cost model fitted online from media duration, driving joint hardware-class and model-fidelity selection against a wall-clock deadline — is what must be searched, not scheduling in general.</w:t>
             </w:r>
           </w:p>
         </w:tc>
       </w:tr>
     </w:tbl>
     <w:p>
+      <w:pPr>
+        <w:spacing w:before="220" w:after="60"/>
+      </w:pPr>
       <w:r>
         <w:rPr>
           <w:b/>
@@ -308,20 +415,14 @@
       </w:r>
     </w:p>
     <w:p>
-      <w:pPr>
-        <w:spacing w:after="80"/>
-      </w:pPr>
       <w:r>
         <w:rPr>
           <w:i w:val="0"/>
         </w:rPr>
-        <w:t>Problem. Understanding a long recorded video automatically requires several expensive stages — speech recognition, scene analysis, and summarisation by a large language model. On a fixed machine the total time grows with the length of the video, so a system that is responsive on a ten-minute clip becomes unusable on a ten-hour lecture. Where several machines of differing capability are available, the question of which machine should run a given job, and at what model fidelity, determines whether the job finishes within an acceptable time at all.</w:t>
+        <w:t>Problem. Understanding a long recorded video automatically requires several expensive stages — speech recognition, scene analysis, and summarisation by a large language model. On a fixed machine the total time grows with the length of the video, so a system that is responsive on a ten-minute clip becomes unusable on a ten-hour lecture. Where several machines of differing capability are available, which machine runs a given job, and at what model fidelity, determines whether the job finishes within an acceptable time at all.</w:t>
       </w:r>
     </w:p>
     <w:p>
-      <w:pPr>
-        <w:spacing w:after="80"/>
-      </w:pPr>
       <w:r>
         <w:rPr>
           <w:i w:val="0"/>
@@ -330,9 +431,6 @@
       </w:r>
     </w:p>
     <w:p>
-      <w:pPr>
-        <w:spacing w:after="80"/>
-      </w:pPr>
       <w:r>
         <w:rPr>
           <w:i w:val="0"/>
@@ -341,6 +439,9 @@
       </w:r>
     </w:p>
     <w:p>
+      <w:pPr>
+        <w:spacing w:before="220" w:after="60"/>
+      </w:pPr>
       <w:r>
         <w:rPr>
           <w:b/>
@@ -350,9 +451,6 @@
       </w:r>
     </w:p>
     <w:p>
-      <w:pPr>
-        <w:spacing w:after="80"/>
-      </w:pPr>
       <w:r>
         <w:rPr>
           <w:i w:val="0"/>
@@ -361,9 +459,6 @@
       </w:r>
     </w:p>
     <w:p>
-      <w:pPr>
-        <w:spacing w:after="80"/>
-      </w:pPr>
       <w:r>
         <w:rPr>
           <w:i w:val="0"/>
@@ -372,9 +467,6 @@
       </w:r>
     </w:p>
     <w:p>
-      <w:pPr>
-        <w:spacing w:after="80"/>
-      </w:pPr>
       <w:r>
         <w:rPr>
           <w:i w:val="0"/>
@@ -383,9 +475,6 @@
       </w:r>
     </w:p>
     <w:p>
-      <w:pPr>
-        <w:spacing w:after="80"/>
-      </w:pPr>
       <w:r>
         <w:rPr>
           <w:i w:val="0"/>
@@ -394,9 +483,6 @@
       </w:r>
     </w:p>
     <w:p>
-      <w:pPr>
-        <w:spacing w:after="80"/>
-      </w:pPr>
       <w:r>
         <w:rPr>
           <w:i w:val="0"/>
@@ -405,6 +491,9 @@
       </w:r>
     </w:p>
     <w:p>
+      <w:pPr>
+        <w:spacing w:before="220" w:after="60"/>
+      </w:pPr>
       <w:r>
         <w:rPr>
           <w:b/>
@@ -414,9 +503,6 @@
       </w:r>
     </w:p>
     <w:p>
-      <w:pPr>
-        <w:spacing w:after="80"/>
-      </w:pPr>
       <w:r>
         <w:rPr>
           <w:i w:val="0"/>
@@ -425,9 +511,6 @@
       </w:r>
     </w:p>
     <w:p>
-      <w:pPr>
-        <w:spacing w:after="80"/>
-      </w:pPr>
       <w:r>
         <w:rPr>
           <w:i w:val="0"/>
@@ -436,6 +519,9 @@
       </w:r>
     </w:p>
     <w:p>
+      <w:pPr>
+        <w:spacing w:before="220" w:after="60"/>
+      </w:pPr>
       <w:r>
         <w:rPr>
           <w:b/>
@@ -445,9 +531,6 @@
       </w:r>
     </w:p>
     <w:p>
-      <w:pPr>
-        <w:spacing w:after="80"/>
-      </w:pPr>
       <w:r>
         <w:rPr>
           <w:i/>
@@ -456,9 +539,6 @@
       </w:r>
     </w:p>
     <w:p>
-      <w:pPr>
-        <w:spacing w:after="80"/>
-      </w:pPr>
       <w:r>
         <w:rPr>
           <w:i w:val="0"/>
@@ -467,9 +547,6 @@
       </w:r>
     </w:p>
     <w:p>
-      <w:pPr>
-        <w:spacing w:after="80"/>
-      </w:pPr>
       <w:r>
         <w:rPr>
           <w:i/>
@@ -478,9 +555,6 @@
       </w:r>
     </w:p>
     <w:p>
-      <w:pPr>
-        <w:spacing w:after="80"/>
-      </w:pPr>
       <w:r>
         <w:rPr>
           <w:i w:val="0"/>
@@ -489,9 +563,6 @@
       </w:r>
     </w:p>
     <w:p>
-      <w:pPr>
-        <w:spacing w:after="80"/>
-      </w:pPr>
       <w:r>
         <w:rPr>
           <w:i/>
@@ -500,9 +571,6 @@
       </w:r>
     </w:p>
     <w:p>
-      <w:pPr>
-        <w:spacing w:after="80"/>
-      </w:pPr>
       <w:r>
         <w:rPr>
           <w:i w:val="0"/>
@@ -511,9 +579,6 @@
       </w:r>
     </w:p>
     <w:p>
-      <w:pPr>
-        <w:spacing w:after="80"/>
-      </w:pPr>
       <w:r>
         <w:rPr>
           <w:i/>
@@ -522,9 +587,6 @@
       </w:r>
     </w:p>
     <w:p>
-      <w:pPr>
-        <w:spacing w:after="80"/>
-      </w:pPr>
       <w:r>
         <w:rPr>
           <w:i w:val="0"/>
@@ -533,41 +595,11 @@
       </w:r>
     </w:p>
     <w:p>
-      <w:pPr>
-        <w:spacing w:after="80"/>
-      </w:pPr>
       <w:r>
         <w:rPr>
           <w:i/>
         </w:rPr>
-        <w:t>Drawings to be supplied with the filing:</w:t>
-      </w:r>
-    </w:p>
-    <w:p>
-      <w:pPr>
-        <w:pStyle w:val="ListBullet"/>
-        <w:spacing w:after="40"/>
-      </w:pPr>
-      <w:r>
-        <w:t>Figure 1 — System architecture: job intake, the allowance check, the routing decision, the worker fleet, the pipeline stages, and the feedback path from completed jobs into the per-class cost models. Supplied as ip/figure1-architecture.png.</w:t>
-      </w:r>
-    </w:p>
-    <w:p>
-      <w:pPr>
-        <w:pStyle w:val="ListBullet"/>
-        <w:spacing w:after="40"/>
-      </w:pPr>
-      <w:r>
-        <w:t>Figure 2 — Measured execution time against input length, per hardware class, with the fitted affine model and, for contrast, a constant-rate model fitted only on short inputs. Supplied as ip/figure2-cost-model.png and regenerated from the recorded observations by ip/make_figure2.py; Figures 1 and 3 by ip/make_figures.py.</w:t>
-      </w:r>
-    </w:p>
-    <w:p>
-      <w:pPr>
-        <w:pStyle w:val="ListBullet"/>
-        <w:spacing w:after="40"/>
-      </w:pPr>
-      <w:r>
-        <w:t>Figure 3 — Flowchart of the routing decision as implemented: the three sources a prediction may come from, the two exploration branches, the cheapest-that-meets-it rule and the deadline-miss path. Supplied as ip/figure3-routing.png.</w:t>
+        <w:t>Drawings.</w:t>
       </w:r>
     </w:p>
     <w:p>
@@ -577,7 +609,7 @@
       <w:r>
         <w:drawing>
           <wp:inline xmlns:a="http://schemas.openxmlformats.org/drawingml/2006/main" xmlns:pic="http://schemas.openxmlformats.org/drawingml/2006/picture">
-            <wp:extent cx="5852160" cy="3211665"/>
+            <wp:extent cx="5760720" cy="3161483"/>
             <wp:docPr id="1" name="Picture 1"/>
             <wp:cNvGraphicFramePr>
               <a:graphicFrameLocks noChangeAspect="1"/>
@@ -598,7 +630,7 @@
                   <pic:spPr>
                     <a:xfrm>
                       <a:off x="0" y="0"/>
-                      <a:ext cx="5852160" cy="3211665"/>
+                      <a:ext cx="5760720" cy="3161483"/>
                     </a:xfrm>
                     <a:prstGeom prst="rect"/>
                   </pic:spPr>
@@ -629,7 +661,7 @@
       <w:r>
         <w:drawing>
           <wp:inline xmlns:a="http://schemas.openxmlformats.org/drawingml/2006/main" xmlns:pic="http://schemas.openxmlformats.org/drawingml/2006/picture">
-            <wp:extent cx="5852160" cy="2877312"/>
+            <wp:extent cx="5760720" cy="2832354"/>
             <wp:docPr id="2" name="Picture 2"/>
             <wp:cNvGraphicFramePr>
               <a:graphicFrameLocks noChangeAspect="1"/>
@@ -650,7 +682,7 @@
                   <pic:spPr>
                     <a:xfrm>
                       <a:off x="0" y="0"/>
-                      <a:ext cx="5852160" cy="2877312"/>
+                      <a:ext cx="5760720" cy="2832354"/>
                     </a:xfrm>
                     <a:prstGeom prst="rect"/>
                   </pic:spPr>
@@ -681,7 +713,7 @@
       <w:r>
         <w:drawing>
           <wp:inline xmlns:a="http://schemas.openxmlformats.org/drawingml/2006/main" xmlns:pic="http://schemas.openxmlformats.org/drawingml/2006/picture">
-            <wp:extent cx="5852160" cy="5100506"/>
+            <wp:extent cx="5760720" cy="5020811"/>
             <wp:docPr id="3" name="Picture 3"/>
             <wp:cNvGraphicFramePr>
               <a:graphicFrameLocks noChangeAspect="1"/>
@@ -702,7 +734,7 @@
                   <pic:spPr>
                     <a:xfrm>
                       <a:off x="0" y="0"/>
-                      <a:ext cx="5852160" cy="5100506"/>
+                      <a:ext cx="5760720" cy="5020811"/>
                     </a:xfrm>
                     <a:prstGeom prst="rect"/>
                   </pic:spPr>
@@ -723,10 +755,13 @@
           <w:i/>
           <w:sz w:val="18"/>
         </w:rPr>
-        <w:t>Figure 3 — The routing decision as implemented.</w:t>
+        <w:t>Figure 3 — The routing decision as implemented: the three sources a prediction may come from, the two exploration branches, the cheapest-that-meets-it rule and the deadline-miss path.</w:t>
       </w:r>
     </w:p>
     <w:p>
+      <w:pPr>
+        <w:spacing w:before="220" w:after="60"/>
+      </w:pPr>
       <w:r>
         <w:rPr>
           <w:b/>
@@ -736,20 +771,14 @@
       </w:r>
     </w:p>
     <w:p>
-      <w:pPr>
-        <w:spacing w:after="80"/>
-      </w:pPr>
       <w:r>
         <w:rPr>
           <w:i/>
         </w:rPr>
-        <w:t>All figures below are read from the system's own recorded state at the time of writing and are reproducible from the repository.</w:t>
+        <w:t>All figures below are read from the system's own recorded state and are reproducible from the repository.</w:t>
       </w:r>
     </w:p>
     <w:p>
-      <w:pPr>
-        <w:spacing w:after="80"/>
-      </w:pPr>
       <w:r>
         <w:rPr>
           <w:i/>
@@ -758,9 +787,6 @@
       </w:r>
     </w:p>
     <w:p>
-      <w:pPr>
-        <w:spacing w:after="80"/>
-      </w:pPr>
       <w:r>
         <w:rPr>
           <w:i w:val="0"/>
@@ -769,9 +795,6 @@
       </w:r>
     </w:p>
     <w:p>
-      <w:pPr>
-        <w:spacing w:after="80"/>
-      </w:pPr>
       <w:r>
         <w:rPr>
           <w:i/>
@@ -780,9 +803,6 @@
       </w:r>
     </w:p>
     <w:p>
-      <w:pPr>
-        <w:spacing w:after="80"/>
-      </w:pPr>
       <w:r>
         <w:rPr>
           <w:i w:val="0"/>
@@ -791,9 +811,6 @@
       </w:r>
     </w:p>
     <w:p>
-      <w:pPr>
-        <w:spacing w:after="80"/>
-      </w:pPr>
       <w:r>
         <w:rPr>
           <w:i w:val="0"/>
@@ -802,9 +819,6 @@
       </w:r>
     </w:p>
     <w:p>
-      <w:pPr>
-        <w:spacing w:after="80"/>
-      </w:pPr>
       <w:r>
         <w:rPr>
           <w:i/>
@@ -813,20 +827,14 @@
       </w:r>
     </w:p>
     <w:p>
-      <w:pPr>
-        <w:spacing w:after="80"/>
-      </w:pPr>
       <w:r>
         <w:rPr>
           <w:i w:val="0"/>
         </w:rPr>
-        <w:t>A full run with no reuse of cached work, measured through the deployed service: an 11.4-minute lecture completed in 159.2 seconds, that is 4.3 times faster than watching it, against a 300-second deadline which was met. Stage costs were ingest 16.7 s, combined transcription and visual analysis 69.8 s, alignment 0.1 s, summarisation 43.5 s, indexing 2.9 s. A 10-hour course processed in 2 hours 10 minutes, 4.6 times faster than watching, demonstrating that the ratio holds across two orders of magnitude of input length.</w:t>
+        <w:t>A full run with no reuse of cached work, measured through the deployed service: an 11.4-minute lecture completed in 159.2 seconds, that is 4.3 times faster than watching it, against a 300-second deadline which was met. Stage costs were ingest 16.7 s, combined transcription and visual analysis 69.8 s, alignment 0.1 s, summarisation 43.5 s, indexing 2.9 s. A 10-hour course processed in 2 hours 10 minutes, 4.6 times faster than watching, so the ratio holds across two orders of magnitude of input length.</w:t>
       </w:r>
     </w:p>
     <w:p>
-      <w:pPr>
-        <w:spacing w:after="80"/>
-      </w:pPr>
       <w:r>
         <w:rPr>
           <w:i/>
@@ -835,9 +843,6 @@
       </w:r>
     </w:p>
     <w:p>
-      <w:pPr>
-        <w:spacing w:after="80"/>
-      </w:pPr>
       <w:r>
         <w:rPr>
           <w:i w:val="0"/>
@@ -846,9 +851,6 @@
       </w:r>
     </w:p>
     <w:p>
-      <w:pPr>
-        <w:spacing w:after="80"/>
-      </w:pPr>
       <w:r>
         <w:rPr>
           <w:i/>
@@ -857,17 +859,17 @@
       </w:r>
     </w:p>
     <w:p>
-      <w:pPr>
-        <w:spacing w:after="80"/>
-      </w:pPr>
       <w:r>
         <w:rPr>
           <w:i w:val="0"/>
         </w:rPr>
-        <w:t>The implementation is covered by 188 automated tests, which pass in full. These include regression tests for each failure mode described in item 7.4 and for the credibility guards on the cost fit described in item 7.1.</w:t>
+        <w:t>The implementation is covered by 190 automated tests, which pass in full. These include regression tests for each failure mode described in item 7.4 and for the credibility guards on the cost fit described in item 7.1.</w:t>
       </w:r>
     </w:p>
     <w:p>
+      <w:pPr>
+        <w:spacing w:before="220" w:after="60"/>
+      </w:pPr>
       <w:r>
         <w:rPr>
           <w:b/>
@@ -877,9 +879,6 @@
       </w:r>
     </w:p>
     <w:p>
-      <w:pPr>
-        <w:spacing w:after="80"/>
-      </w:pPr>
       <w:r>
         <w:rPr>
           <w:i/>
@@ -888,9 +887,6 @@
       </w:r>
     </w:p>
     <w:p>
-      <w:pPr>
-        <w:spacing w:after="80"/>
-      </w:pPr>
       <w:r>
         <w:rPr>
           <w:i/>
@@ -899,9 +895,6 @@
       </w:r>
     </w:p>
     <w:p>
-      <w:pPr>
-        <w:spacing w:after="80"/>
-      </w:pPr>
       <w:r>
         <w:rPr>
           <w:i w:val="0"/>
@@ -910,9 +903,6 @@
       </w:r>
     </w:p>
     <w:p>
-      <w:pPr>
-        <w:spacing w:after="80"/>
-      </w:pPr>
       <w:r>
         <w:rPr>
           <w:i/>
@@ -953,13 +943,19 @@
         <w:spacing w:after="40"/>
       </w:pPr>
       <w:r>
+        <w:t>The exclusion from calibration of a run that reused cached results, so that a partial run cannot make a hardware class appear faster than it is.</w:t>
+      </w:r>
+    </w:p>
+    <w:p>
+      <w:pPr>
+        <w:pStyle w:val="ListBullet"/>
+        <w:spacing w:after="40"/>
+      </w:pPr>
+      <w:r>
         <w:t>The reporting of an expected deadline overrun in advance where no configuration satisfies the deadline, in place of accepting the job and failing to meet it.</w:t>
       </w:r>
     </w:p>
     <w:p>
-      <w:pPr>
-        <w:spacing w:after="80"/>
-      </w:pPr>
       <w:r>
         <w:rPr>
           <w:i/>
@@ -977,9 +973,6 @@
       </w:r>
     </w:p>
     <w:p>
-      <w:pPr>
-        <w:spacing w:after="80"/>
-      </w:pPr>
       <w:r>
         <w:rPr>
           <w:i/>
@@ -988,9 +981,6 @@
       </w:r>
     </w:p>
     <w:p>
-      <w:pPr>
-        <w:spacing w:after="80"/>
-      </w:pPr>
       <w:r>
         <w:rPr>
           <w:i w:val="0"/>
@@ -999,6 +989,9 @@
       </w:r>
     </w:p>
     <w:p>
+      <w:pPr>
+        <w:spacing w:before="220" w:after="60"/>
+      </w:pPr>
       <w:r>
         <w:rPr>
           <w:b/>
@@ -1011,25 +1004,31 @@
       <w:tblPr>
         <w:tblStyle w:val="TableGrid"/>
         <w:tblW w:type="auto" w:w="0"/>
+        <w:jc w:val="center"/>
         <w:tblLook w:firstColumn="1" w:firstRow="1" w:lastColumn="0" w:lastRow="0" w:noHBand="0" w:noVBand="1" w:val="04A0"/>
       </w:tblPr>
       <w:tblGrid>
-        <w:gridCol w:w="960"/>
-        <w:gridCol w:w="960"/>
-        <w:gridCol w:w="960"/>
-        <w:gridCol w:w="960"/>
-        <w:gridCol w:w="960"/>
-        <w:gridCol w:w="960"/>
-        <w:gridCol w:w="960"/>
-        <w:gridCol w:w="960"/>
-        <w:gridCol w:w="960"/>
+        <w:gridCol w:w="1104"/>
+        <w:gridCol w:w="1104"/>
+        <w:gridCol w:w="1104"/>
+        <w:gridCol w:w="1104"/>
+        <w:gridCol w:w="1104"/>
+        <w:gridCol w:w="1104"/>
+        <w:gridCol w:w="1104"/>
+        <w:gridCol w:w="1104"/>
+        <w:gridCol w:w="1104"/>
       </w:tblGrid>
       <w:tr>
         <w:tc>
           <w:tcPr>
-            <w:tcW w:type="dxa" w:w="960"/>
+            <w:tcW w:type="dxa" w:w="3312"/>
+            <w:gridSpan w:val="3"/>
+            <w:shd w:val="clear" w:fill="E7E9EC"/>
           </w:tcPr>
           <w:p>
+            <w:pPr>
+              <w:jc w:val="center"/>
+            </w:pPr>
             <w:r>
               <w:rPr>
                 <w:b/>
@@ -1040,25 +1039,14 @@
         </w:tc>
         <w:tc>
           <w:tcPr>
-            <w:tcW w:type="dxa" w:w="960"/>
+            <w:tcW w:type="dxa" w:w="3312"/>
+            <w:gridSpan w:val="3"/>
+            <w:shd w:val="clear" w:fill="E7E9EC"/>
           </w:tcPr>
           <w:p>
-            <w:r/>
-          </w:p>
-        </w:tc>
-        <w:tc>
-          <w:tcPr>
-            <w:tcW w:type="dxa" w:w="960"/>
-          </w:tcPr>
-          <w:p>
-            <w:r/>
-          </w:p>
-        </w:tc>
-        <w:tc>
-          <w:tcPr>
-            <w:tcW w:type="dxa" w:w="960"/>
-          </w:tcPr>
-          <w:p>
+            <w:pPr>
+              <w:jc w:val="center"/>
+            </w:pPr>
             <w:r>
               <w:rPr>
                 <w:b/>
@@ -1069,25 +1057,14 @@
         </w:tc>
         <w:tc>
           <w:tcPr>
-            <w:tcW w:type="dxa" w:w="960"/>
+            <w:tcW w:type="dxa" w:w="3312"/>
+            <w:gridSpan w:val="3"/>
+            <w:shd w:val="clear" w:fill="E7E9EC"/>
           </w:tcPr>
           <w:p>
-            <w:r/>
-          </w:p>
-        </w:tc>
-        <w:tc>
-          <w:tcPr>
-            <w:tcW w:type="dxa" w:w="960"/>
-          </w:tcPr>
-          <w:p>
-            <w:r/>
-          </w:p>
-        </w:tc>
-        <w:tc>
-          <w:tcPr>
-            <w:tcW w:type="dxa" w:w="960"/>
-          </w:tcPr>
-          <w:p>
+            <w:pPr>
+              <w:jc w:val="center"/>
+            </w:pPr>
             <w:r>
               <w:rPr>
                 <w:b/>
@@ -1096,32 +1073,20 @@
             </w:r>
           </w:p>
         </w:tc>
-        <w:tc>
-          <w:tcPr>
-            <w:tcW w:type="dxa" w:w="960"/>
-          </w:tcPr>
-          <w:p>
-            <w:r/>
-          </w:p>
-        </w:tc>
-        <w:tc>
-          <w:tcPr>
-            <w:tcW w:type="dxa" w:w="960"/>
-          </w:tcPr>
-          <w:p>
-            <w:r/>
-          </w:p>
-        </w:tc>
       </w:tr>
       <w:tr>
         <w:tc>
           <w:tcPr>
-            <w:tcW w:type="dxa" w:w="960"/>
+            <w:tcW w:type="dxa" w:w="1104"/>
           </w:tcPr>
           <w:p>
+            <w:pPr>
+              <w:jc w:val="center"/>
+            </w:pPr>
             <w:r>
               <w:rPr>
                 <w:b/>
+                <w:sz w:val="17"/>
               </w:rPr>
               <w:t>TRL 1</w:t>
             </w:r>
@@ -1129,12 +1094,16 @@
         </w:tc>
         <w:tc>
           <w:tcPr>
-            <w:tcW w:type="dxa" w:w="960"/>
+            <w:tcW w:type="dxa" w:w="1104"/>
           </w:tcPr>
           <w:p>
+            <w:pPr>
+              <w:jc w:val="center"/>
+            </w:pPr>
             <w:r>
               <w:rPr>
                 <w:b/>
+                <w:sz w:val="17"/>
               </w:rPr>
               <w:t>TRL 2</w:t>
             </w:r>
@@ -1142,12 +1111,16 @@
         </w:tc>
         <w:tc>
           <w:tcPr>
-            <w:tcW w:type="dxa" w:w="960"/>
+            <w:tcW w:type="dxa" w:w="1104"/>
           </w:tcPr>
           <w:p>
+            <w:pPr>
+              <w:jc w:val="center"/>
+            </w:pPr>
             <w:r>
               <w:rPr>
                 <w:b/>
+                <w:sz w:val="17"/>
               </w:rPr>
               <w:t>TRL 3</w:t>
             </w:r>
@@ -1155,12 +1128,16 @@
         </w:tc>
         <w:tc>
           <w:tcPr>
-            <w:tcW w:type="dxa" w:w="960"/>
+            <w:tcW w:type="dxa" w:w="1104"/>
           </w:tcPr>
           <w:p>
+            <w:pPr>
+              <w:jc w:val="center"/>
+            </w:pPr>
             <w:r>
               <w:rPr>
                 <w:b/>
+                <w:sz w:val="17"/>
               </w:rPr>
               <w:t>TRL 4</w:t>
             </w:r>
@@ -1168,12 +1145,16 @@
         </w:tc>
         <w:tc>
           <w:tcPr>
-            <w:tcW w:type="dxa" w:w="960"/>
+            <w:tcW w:type="dxa" w:w="1104"/>
           </w:tcPr>
           <w:p>
+            <w:pPr>
+              <w:jc w:val="center"/>
+            </w:pPr>
             <w:r>
               <w:rPr>
                 <w:b/>
+                <w:sz w:val="17"/>
               </w:rPr>
               <w:t>TRL 5</w:t>
             </w:r>
@@ -1181,12 +1162,16 @@
         </w:tc>
         <w:tc>
           <w:tcPr>
-            <w:tcW w:type="dxa" w:w="960"/>
+            <w:tcW w:type="dxa" w:w="1104"/>
           </w:tcPr>
           <w:p>
+            <w:pPr>
+              <w:jc w:val="center"/>
+            </w:pPr>
             <w:r>
               <w:rPr>
                 <w:b/>
+                <w:sz w:val="17"/>
               </w:rPr>
               <w:t>TRL 6</w:t>
             </w:r>
@@ -1194,12 +1179,16 @@
         </w:tc>
         <w:tc>
           <w:tcPr>
-            <w:tcW w:type="dxa" w:w="960"/>
+            <w:tcW w:type="dxa" w:w="1104"/>
           </w:tcPr>
           <w:p>
+            <w:pPr>
+              <w:jc w:val="center"/>
+            </w:pPr>
             <w:r>
               <w:rPr>
                 <w:b/>
+                <w:sz w:val="17"/>
               </w:rPr>
               <w:t>TRL 7</w:t>
             </w:r>
@@ -1207,12 +1196,16 @@
         </w:tc>
         <w:tc>
           <w:tcPr>
-            <w:tcW w:type="dxa" w:w="960"/>
+            <w:tcW w:type="dxa" w:w="1104"/>
           </w:tcPr>
           <w:p>
+            <w:pPr>
+              <w:jc w:val="center"/>
+            </w:pPr>
             <w:r>
               <w:rPr>
                 <w:b/>
+                <w:sz w:val="17"/>
               </w:rPr>
               <w:t>TRL 8</w:t>
             </w:r>
@@ -1220,12 +1213,16 @@
         </w:tc>
         <w:tc>
           <w:tcPr>
-            <w:tcW w:type="dxa" w:w="960"/>
+            <w:tcW w:type="dxa" w:w="1104"/>
           </w:tcPr>
           <w:p>
+            <w:pPr>
+              <w:jc w:val="center"/>
+            </w:pPr>
             <w:r>
               <w:rPr>
                 <w:b/>
+                <w:sz w:val="17"/>
               </w:rPr>
               <w:t>TRL 9</w:t>
             </w:r>
@@ -1235,91 +1232,118 @@
       <w:tr>
         <w:tc>
           <w:tcPr>
-            <w:tcW w:type="dxa" w:w="960"/>
+            <w:tcW w:type="dxa" w:w="1104"/>
           </w:tcPr>
           <w:p>
             <w:r>
+              <w:rPr>
+                <w:sz w:val="14"/>
+              </w:rPr>
               <w:t>Basic Principles observed</w:t>
             </w:r>
           </w:p>
         </w:tc>
         <w:tc>
           <w:tcPr>
-            <w:tcW w:type="dxa" w:w="960"/>
+            <w:tcW w:type="dxa" w:w="1104"/>
           </w:tcPr>
           <w:p>
             <w:r>
+              <w:rPr>
+                <w:sz w:val="14"/>
+              </w:rPr>
               <w:t>Technology concept formulated</w:t>
             </w:r>
           </w:p>
         </w:tc>
         <w:tc>
           <w:tcPr>
-            <w:tcW w:type="dxa" w:w="960"/>
+            <w:tcW w:type="dxa" w:w="1104"/>
           </w:tcPr>
           <w:p>
             <w:r>
+              <w:rPr>
+                <w:sz w:val="14"/>
+              </w:rPr>
               <w:t>Experimental proof of concept</w:t>
             </w:r>
           </w:p>
         </w:tc>
         <w:tc>
           <w:tcPr>
-            <w:tcW w:type="dxa" w:w="960"/>
+            <w:tcW w:type="dxa" w:w="1104"/>
           </w:tcPr>
           <w:p>
             <w:r>
+              <w:rPr>
+                <w:sz w:val="14"/>
+              </w:rPr>
               <w:t>Technology validated in a lab</w:t>
             </w:r>
           </w:p>
         </w:tc>
         <w:tc>
           <w:tcPr>
-            <w:tcW w:type="dxa" w:w="960"/>
+            <w:tcW w:type="dxa" w:w="1104"/>
           </w:tcPr>
           <w:p>
             <w:r>
-              <w:t>Technology validated in a relevant environment</w:t>
+              <w:rPr>
+                <w:sz w:val="14"/>
+              </w:rPr>
+              <w:t>Technology validated in a relevant environment (industrially relevant in case of key enabling technologies)</w:t>
             </w:r>
           </w:p>
         </w:tc>
         <w:tc>
           <w:tcPr>
-            <w:tcW w:type="dxa" w:w="960"/>
+            <w:tcW w:type="dxa" w:w="1104"/>
           </w:tcPr>
           <w:p>
             <w:r>
-              <w:t>Technology demonstrated in a relevant environment</w:t>
+              <w:rPr>
+                <w:sz w:val="14"/>
+              </w:rPr>
+              <w:t>Technology demonstrated in a relevant environment (industrially relevant in case of key enabling technologies)</w:t>
             </w:r>
           </w:p>
         </w:tc>
         <w:tc>
           <w:tcPr>
-            <w:tcW w:type="dxa" w:w="960"/>
+            <w:tcW w:type="dxa" w:w="1104"/>
           </w:tcPr>
           <w:p>
             <w:r>
+              <w:rPr>
+                <w:sz w:val="14"/>
+              </w:rPr>
               <w:t>System prototype demonstration in an operational environment</w:t>
             </w:r>
           </w:p>
         </w:tc>
         <w:tc>
           <w:tcPr>
-            <w:tcW w:type="dxa" w:w="960"/>
+            <w:tcW w:type="dxa" w:w="1104"/>
           </w:tcPr>
           <w:p>
             <w:r>
+              <w:rPr>
+                <w:sz w:val="14"/>
+              </w:rPr>
               <w:t>System complete and qualified</w:t>
             </w:r>
           </w:p>
         </w:tc>
         <w:tc>
           <w:tcPr>
-            <w:tcW w:type="dxa" w:w="960"/>
+            <w:tcW w:type="dxa" w:w="1104"/>
           </w:tcPr>
           <w:p>
             <w:r>
-              <w:t>Actual system proven in an operational environment</w:t>
+              <w:rPr>
+                <w:sz w:val="14"/>
+              </w:rPr>
+              <w:t>Actual system proven in an operational environment (competitive manufacturing in case of key enabling technologies, or in space)</w:t>
             </w:r>
           </w:p>
         </w:tc>
@@ -1327,60 +1351,83 @@
       <w:tr>
         <w:tc>
           <w:tcPr>
-            <w:tcW w:type="dxa" w:w="960"/>
+            <w:tcW w:type="dxa" w:w="1104"/>
           </w:tcPr>
           <w:p>
+            <w:pPr>
+              <w:jc w:val="center"/>
+            </w:pPr>
             <w:r/>
           </w:p>
         </w:tc>
         <w:tc>
           <w:tcPr>
-            <w:tcW w:type="dxa" w:w="960"/>
+            <w:tcW w:type="dxa" w:w="1104"/>
           </w:tcPr>
           <w:p>
+            <w:pPr>
+              <w:jc w:val="center"/>
+            </w:pPr>
             <w:r/>
           </w:p>
         </w:tc>
         <w:tc>
           <w:tcPr>
-            <w:tcW w:type="dxa" w:w="960"/>
+            <w:tcW w:type="dxa" w:w="1104"/>
           </w:tcPr>
           <w:p>
+            <w:pPr>
+              <w:jc w:val="center"/>
+            </w:pPr>
             <w:r/>
           </w:p>
         </w:tc>
         <w:tc>
           <w:tcPr>
-            <w:tcW w:type="dxa" w:w="960"/>
+            <w:tcW w:type="dxa" w:w="1104"/>
           </w:tcPr>
           <w:p>
+            <w:pPr>
+              <w:jc w:val="center"/>
+            </w:pPr>
             <w:r/>
           </w:p>
         </w:tc>
         <w:tc>
           <w:tcPr>
-            <w:tcW w:type="dxa" w:w="960"/>
+            <w:tcW w:type="dxa" w:w="1104"/>
           </w:tcPr>
           <w:p>
+            <w:pPr>
+              <w:jc w:val="center"/>
+            </w:pPr>
             <w:r/>
           </w:p>
         </w:tc>
         <w:tc>
           <w:tcPr>
-            <w:tcW w:type="dxa" w:w="960"/>
+            <w:tcW w:type="dxa" w:w="1104"/>
           </w:tcPr>
           <w:p>
+            <w:pPr>
+              <w:jc w:val="center"/>
+            </w:pPr>
             <w:r/>
           </w:p>
         </w:tc>
         <w:tc>
           <w:tcPr>
-            <w:tcW w:type="dxa" w:w="960"/>
+            <w:tcW w:type="dxa" w:w="1104"/>
+            <w:shd w:val="clear" w:fill="FFF2CC"/>
           </w:tcPr>
           <w:p>
+            <w:pPr>
+              <w:jc w:val="center"/>
+            </w:pPr>
             <w:r>
               <w:rPr>
                 <w:b/>
+                <w:sz w:val="28"/>
               </w:rPr>
               <w:t>✓</w:t>
             </w:r>
@@ -1388,26 +1435,29 @@
         </w:tc>
         <w:tc>
           <w:tcPr>
-            <w:tcW w:type="dxa" w:w="960"/>
+            <w:tcW w:type="dxa" w:w="1104"/>
           </w:tcPr>
           <w:p>
+            <w:pPr>
+              <w:jc w:val="center"/>
+            </w:pPr>
             <w:r/>
           </w:p>
         </w:tc>
         <w:tc>
           <w:tcPr>
-            <w:tcW w:type="dxa" w:w="960"/>
+            <w:tcW w:type="dxa" w:w="1104"/>
           </w:tcPr>
           <w:p>
+            <w:pPr>
+              <w:jc w:val="center"/>
+            </w:pPr>
             <w:r/>
           </w:p>
         </w:tc>
       </w:tr>
     </w:tbl>
     <w:p>
-      <w:pPr>
-        <w:spacing w:after="80"/>
-      </w:pPr>
       <w:r>
         <w:rPr>
           <w:i w:val="0"/>
@@ -1415,9 +1465,6 @@
       </w:r>
     </w:p>
     <w:p>
-      <w:pPr>
-        <w:spacing w:after="80"/>
-      </w:pPr>
       <w:r>
         <w:rPr>
           <w:i w:val="0"/>
@@ -1426,9 +1473,6 @@
       </w:r>
     </w:p>
     <w:p>
-      <w:pPr>
-        <w:spacing w:after="80"/>
-      </w:pPr>
       <w:r>
         <w:rPr>
           <w:i w:val="0"/>
@@ -1436,9 +1480,6 @@
       </w:r>
     </w:p>
     <w:p>
-      <w:pPr>
-        <w:spacing w:after="80"/>
-      </w:pPr>
       <w:r>
         <w:rPr>
           <w:i/>
@@ -1447,9 +1488,6 @@
       </w:r>
     </w:p>
     <w:p>
-      <w:pPr>
-        <w:spacing w:after="80"/>
-      </w:pPr>
       <w:r>
         <w:rPr>
           <w:i w:val="0"/>
@@ -1457,9 +1495,25 @@
         <w:t>The source repository is private. However, the running system has been made reachable over the public internet through a tunnelled endpoint for demonstration and testing, without access control on its landing page. The inventors record this as a matter of fact and seek the Cell's determination as to whether it constitutes a publication or public disclosure affecting novelty, and whether the endpoint should be withdrawn or placed behind access control pending filing. No paper, poster, thesis or public presentation describing the invention has been published to date.</w:t>
       </w:r>
     </w:p>
+    <w:p>
+      <w:r>
+        <w:rPr>
+          <w:i w:val="0"/>
+        </w:rPr>
+      </w:r>
+    </w:p>
+    <w:p>
+      <w:r>
+        <w:rPr>
+          <w:i/>
+          <w:sz w:val="18"/>
+        </w:rPr>
+        <w:t>Note: This is just a template, and the specific details you include will vary depending on your invention. Be sure to provide complete and accurate information to effectively describe your invention.</w:t>
+      </w:r>
+    </w:p>
     <w:sectPr>
       <w:pgSz w:w="12240" w:h="15840"/>
-      <w:pgMar w:top="1440" w:right="1800" w:bottom="1440" w:left="1800" w:header="720" w:footer="720" w:gutter="0"/>
+      <w:pgMar w:top="1008" w:right="1152" w:bottom="1008" w:left="1152" w:header="720" w:footer="720" w:gutter="0"/>
       <w:cols w:space="720"/>
       <w:docGrid w:linePitch="360"/>
     </w:sectPr>
@@ -1830,6 +1884,9 @@
     <w:name w:val="Normal"/>
     <w:qFormat/>
     <w:rsid w:val="00FC693F"/>
+    <w:pPr>
+      <w:spacing w:after="80"/>
+    </w:pPr>
     <w:rPr>
       <w:rFonts w:ascii="Calibri" w:hAnsi="Calibri"/>
       <w:sz w:val="21"/>

--- a/ip/IDF-B-Patent-SLA-Scheduler-FILLED.docx
+++ b/ip/IDF-B-Patent-SLA-Scheduler-FILLED.docx
@@ -32,7 +32,7 @@
         <w:rPr>
           <w:i w:val="0"/>
         </w:rPr>
-        <w:t>Deadline-constrained scheduling of multimodal video-understanding workloads by jointly selecting a hardware class and a model-fidelity configuration, using a per-class execution-cost model learned online as an affine function of input length.</w:t>
+        <w:t>System and Method for Deadline-Aware Scheduling of Video-Processing Workloads Across Heterogeneous Hardware Using a Self-Learning Execution-Cost Model</w:t>
       </w:r>
     </w:p>
     <w:p>
@@ -40,7 +40,14 @@
         <w:rPr>
           <w:i w:val="0"/>
         </w:rPr>
-        <w:t>Short title: Cost-aware, SLA-constrained scheduler with online affine cost learning for heterogeneous inference fleets.</w:t>
+      </w:r>
+    </w:p>
+    <w:p>
+      <w:r>
+        <w:rPr>
+          <w:i/>
+        </w:rPr>
+        <w:t>Scope, stated in full: scheduling of multimodal video-understanding workloads under a wall-clock deadline, in which a hardware class and a model-fidelity configuration are selected jointly, and in which the execution cost of each hardware class is maintained as an affine function of input length, fitted online from completed jobs.</w:t>
       </w:r>
     </w:p>
     <w:p>
@@ -713,7 +720,7 @@
       <w:r>
         <w:drawing>
           <wp:inline xmlns:a="http://schemas.openxmlformats.org/drawingml/2006/main" xmlns:pic="http://schemas.openxmlformats.org/drawingml/2006/picture">
-            <wp:extent cx="5760720" cy="5020811"/>
+            <wp:extent cx="5760720" cy="6582547"/>
             <wp:docPr id="3" name="Picture 3"/>
             <wp:cNvGraphicFramePr>
               <a:graphicFrameLocks noChangeAspect="1"/>
@@ -734,7 +741,7 @@
                   <pic:spPr>
                     <a:xfrm>
                       <a:off x="0" y="0"/>
-                      <a:ext cx="5760720" cy="5020811"/>
+                      <a:ext cx="5760720" cy="6582547"/>
                     </a:xfrm>
                     <a:prstGeom prst="rect"/>
                   </pic:spPr>
